--- a/docs/literature/Literature_review_Nonequilibrium_Statistical_Physics_2020-2026.docx
+++ b/docs/literature/Literature_review_Nonequilibrium_Statistical_Physics_2020-2026.docx
@@ -3708,7 +3708,7 @@
         </m:r>
       </m:oMath>
       <w:r>
-        <w:t xml:space="preserve"> comes from no free energy and can produce traveling waves, oscillations and new phases, with phase transitions marked by exceptional points of the linear operator.</w:t>
+        <w:t xml:space="preserve"> does not derive from any free energy and can produce traveling waves, oscillations and new phases, with phase transitions marked by exceptional points of the linear operator.</w:t>
       </w:r>
     </w:p>
     <w:p>
@@ -7941,7 +7941,7 @@
             <w:vAlign w:val="top"/>
           </w:tcPr>
           <w:p>
-            <w:hyperlink w:history="1" r:id="rIdrdbbybvipq61qtyl2u4fz">
+            <w:hyperlink w:history="1" r:id="rIdrzm07syqq-4lnvaadowpv">
               <w:r>
                 <w:rPr>
                   <w:color w:val="1D4ED8"/>
@@ -8749,7 +8749,7 @@
           <w:sz w:val="19"/>
           <w:szCs w:val="19"/>
         </w:rPr>
-        <w:t xml:space="preserve"> the non-reciprocal coupling, which enters the two chemical potentials with opposite signs and therefore comes from no free energy. In this paper </w:t>
+        <w:t xml:space="preserve"> the non-reciprocal coupling, which enters the two chemical potentials with opposite signs and therefore does not derive from any free energy. In this paper </w:t>
       </w:r>
       <m:oMath>
         <m:r>
@@ -8995,7 +8995,7 @@
             <w:vAlign w:val="top"/>
           </w:tcPr>
           <w:p>
-            <w:hyperlink w:history="1" r:id="rIdaapz7o9hidrxckiijkwpu">
+            <w:hyperlink w:history="1" r:id="rIdqj08srbkav1jae1iyzxce">
               <w:r>
                 <w:rPr>
                   <w:color w:val="1D4ED8"/>
@@ -9055,7 +9055,7 @@
                 <w:sz w:val="18"/>
                 <w:szCs w:val="18"/>
               </w:rPr>
-              <w:t xml:space="preserve">University of Oxford: the ORA record and the University of Oxford news release (7 May 2021), with N. Ares in the Department of Materials; the per-author affiliation blocks were not seen</w:t>
+              <w:t xml:space="preserve">University of Oxford: the ORA record and the University of Oxford news release (May 7, 2021), with N. Ares in the Department of Materials; the per-author affiliation blocks were not seen</w:t>
             </w:r>
           </w:p>
         </w:tc>
@@ -9186,7 +9186,7 @@
         <w:t xml:space="preserve">Summary. </w:t>
       </w:r>
       <w:r>
-        <w:t xml:space="preserve">The authors start from the point that “fluctuations limit clock performance, and this points to a deep relation between entropy increase and tick quality”. For quantum clocks, accuracy had been predicted to grow linearly with the entropy per tick in a limited regime; the paper asks whether this relation also holds for more classical systems. The answer comes from the first experiment on this thermodynamic relation in a nanoscale clock: a membrane a few nanometers thick, driven stochastically and read out with a radio-frequency cavity. The theory shows that the maximum accuracy of the clock is proportional to the entropy produced per tick, with a constant different from the quantum case, and the measurements show a linear relation between accuracy and entropy.</w:t>
+        <w:t xml:space="preserve">The authors start from the idea that fluctuations limit clock performance and that this points to a deep relation between entropy increase and tick quality. For quantum clocks, accuracy had been predicted to grow linearly with the entropy per tick in a limited regime; the paper asks whether this relation also holds for more classical systems. The answer comes from the first experiment on this thermodynamic relation in a nanoscale clock: a membrane a few nanometers thick, driven stochastically and read out with a radio-frequency cavity. The theory shows that the maximum accuracy of the clock is proportional to the entropy produced per tick, with a constant different from the quantum case, and the measurements show a linear relation between accuracy and entropy.</w:t>
       </w:r>
     </w:p>
     <w:p>
@@ -9770,7 +9770,7 @@
             <w:vAlign w:val="top"/>
           </w:tcPr>
           <w:p>
-            <w:hyperlink w:history="1" r:id="rIdue19oux9mzvfkk6k70ibr">
+            <w:hyperlink w:history="1" r:id="rId32oisy9m9gh-wde0ykq_v">
               <w:r>
                 <w:rPr>
                   <w:color w:val="1D4ED8"/>
@@ -10889,7 +10889,7 @@
             <w:vAlign w:val="top"/>
           </w:tcPr>
           <w:p>
-            <w:hyperlink w:history="1" r:id="rIdhs6f_tmafnc75zmg4xznn">
+            <w:hyperlink w:history="1" r:id="rIdstty_9lhfbiwvl-dlfmzj">
               <w:r>
                 <w:rPr>
                   <w:color w:val="1D4ED8"/>
@@ -11550,7 +11550,7 @@
         <w:t xml:space="preserve">Link to the theoretical introduction. </w:t>
       </w:r>
       <w:r>
-        <w:t xml:space="preserve">Complements Sections 1.6 and 1.9: it is a clean example of nonequilibrium criticality in active matter, where a KPZ-type symmetry (Section 1.9) gives exact exponents, and where the active term, as in Active Model B, comes from no free energy.</w:t>
+        <w:t xml:space="preserve">Complements Sections 1.6 and 1.9: it is a clean example of nonequilibrium criticality in active matter, where a KPZ-type symmetry (Section 1.9) gives exact exponents, and where the active term, as in Active Model B, does not derive from any free energy.</w:t>
       </w:r>
     </w:p>
     <w:p>
@@ -11774,7 +11774,7 @@
             <w:vAlign w:val="top"/>
           </w:tcPr>
           <w:p>
-            <w:hyperlink w:history="1" r:id="rIdkgn-2ylkwxn5vwyejqfx0">
+            <w:hyperlink w:history="1" r:id="rIdzug01iyz7s4ycrya7kw_y">
               <w:r>
                 <w:rPr>
                   <w:color w:val="1D4ED8"/>
@@ -12826,7 +12826,7 @@
             <w:vAlign w:val="top"/>
           </w:tcPr>
           <w:p>
-            <w:hyperlink w:history="1" r:id="rIdhaam7grzeo926o5x1defk">
+            <w:hyperlink w:history="1" r:id="rIdb8rblqam0j4decoj5wi9s">
               <w:r>
                 <w:rPr>
                   <w:color w:val="1D4ED8"/>
@@ -13811,7 +13811,7 @@
             <w:vAlign w:val="top"/>
           </w:tcPr>
           <w:p>
-            <w:hyperlink w:history="1" r:id="rId2-jyj6ttq-7bpyky5c6jh">
+            <w:hyperlink w:history="1" r:id="rId5j8_a5s5zcfhtjtvqaiet">
               <w:r>
                 <w:rPr>
                   <w:color w:val="1D4ED8"/>
@@ -14992,7 +14992,7 @@
             <w:vAlign w:val="top"/>
           </w:tcPr>
           <w:p>
-            <w:hyperlink w:history="1" r:id="rId33goqx8xomea9tbl6rd8y">
+            <w:hyperlink w:history="1" r:id="rIdondghk9keelizzkzq-t0u">
               <w:r>
                 <w:rPr>
                   <w:color w:val="1D4ED8"/>
@@ -16007,7 +16007,7 @@
             <w:vAlign w:val="top"/>
           </w:tcPr>
           <w:p>
-            <w:hyperlink w:history="1" r:id="rIddbka1b8re1wgh_lv4syyk">
+            <w:hyperlink w:history="1" r:id="rIdflwqp8bhsmtk2e1ccrqn4">
               <w:r>
                 <w:rPr>
                   <w:color w:val="1D4ED8"/>
@@ -17265,7 +17265,7 @@
             <w:vAlign w:val="top"/>
           </w:tcPr>
           <w:p>
-            <w:hyperlink w:history="1" r:id="rIdwzh99a3yj1m5ktxb7r5xo">
+            <w:hyperlink w:history="1" r:id="rId4zqjhmdgh9hklrroyuiqg">
               <w:r>
                 <w:rPr>
                   <w:color w:val="1D4ED8"/>
@@ -18339,7 +18339,7 @@
             <w:vAlign w:val="top"/>
           </w:tcPr>
           <w:p>
-            <w:hyperlink w:history="1" r:id="rId0jcx9eopkdybsbwtkwqn_">
+            <w:hyperlink w:history="1" r:id="rIdnvr9xfgfi3jlpcfkvbk0f">
               <w:r>
                 <w:rPr>
                   <w:color w:val="1D4ED8"/>
@@ -19530,7 +19530,7 @@
             <w:vAlign w:val="top"/>
           </w:tcPr>
           <w:p>
-            <w:hyperlink w:history="1" r:id="rIdnngtmgm2fgpmqc486fcdb">
+            <w:hyperlink w:history="1" r:id="rId-e7s6jzctu7pjldjr_mti">
               <w:r>
                 <w:rPr>
                   <w:color w:val="1D4ED8"/>
@@ -20675,7 +20675,7 @@
             <w:vAlign w:val="top"/>
           </w:tcPr>
           <w:p>
-            <w:hyperlink w:history="1" r:id="rIddvfpimlqwmmaixwudgd2i">
+            <w:hyperlink w:history="1" r:id="rIds3fqtik7tahus4v9bjtwy">
               <w:r>
                 <w:rPr>
                   <w:color w:val="1D4ED8"/>
@@ -21899,7 +21899,7 @@
             <w:vAlign w:val="top"/>
           </w:tcPr>
           <w:p>
-            <w:hyperlink w:history="1" r:id="rIdw4133ycvgbeo-pkhtcor7">
+            <w:hyperlink w:history="1" r:id="rIdpvy65tlonofo7myteatmj">
               <w:r>
                 <w:rPr>
                   <w:color w:val="1D4ED8"/>
@@ -23027,7 +23027,7 @@
         <w:t xml:space="preserve">INNOVATION  </w:t>
       </w:r>
       <w:r>
-        <w:t xml:space="preserve">Identifies active hydraulics, the flow of water inside the cell, as a physical limit on muscle speed, and shows that muscle is a naturally active solid with odd elasticity.</w:t>
+        <w:t xml:space="preserve">Identifies active hydraulics, the flow of water inside the cell, as a physical limit on muscle speed, and shows that muscle is a natural active solid with odd elasticity.</w:t>
       </w:r>
     </w:p>
     <w:p>
@@ -23208,7 +23208,7 @@
             <w:vAlign w:val="top"/>
           </w:tcPr>
           <w:p>
-            <w:hyperlink w:history="1" r:id="rIdefekjht0zwxa1podtkerd">
+            <w:hyperlink w:history="1" r:id="rIdoj-0opuqtmwwnnfi5f7dw">
               <w:r>
                 <w:rPr>
                   <w:color w:val="1D4ED8"/>
@@ -24486,7 +24486,7 @@
             <w:vAlign w:val="top"/>
           </w:tcPr>
           <w:p>
-            <w:hyperlink w:history="1" r:id="rIdqn9qci72rohajdxfypjlz">
+            <w:hyperlink w:history="1" r:id="rId4_qwbih_x8bn0htgvg6ks">
               <w:r>
                 <w:rPr>
                   <w:color w:val="1D4ED8"/>
@@ -25430,7 +25430,7 @@
             <w:vAlign w:val="top"/>
           </w:tcPr>
           <w:p>
-            <w:hyperlink w:history="1" r:id="rIdfpd_fdblbnciirvnesocf">
+            <w:hyperlink w:history="1" r:id="rIdvlanbmj17kj9jambdstxh">
               <w:r>
                 <w:rPr>
                   <w:color w:val="1D4ED8"/>
@@ -26831,7 +26831,7 @@
             <w:vAlign w:val="top"/>
           </w:tcPr>
           <w:p>
-            <w:hyperlink w:history="1" r:id="rId12hgtrmykxbgtmec-48rv">
+            <w:hyperlink w:history="1" r:id="rIdkuh9l6iae-elywiuwb-ov">
               <w:r>
                 <w:rPr>
                   <w:color w:val="1D4ED8"/>
@@ -28167,7 +28167,7 @@
             <w:vAlign w:val="top"/>
           </w:tcPr>
           <w:p>
-            <w:hyperlink w:history="1" r:id="rIdtd20y66_msydycszxakzp">
+            <w:hyperlink w:history="1" r:id="rIdy5qrevyu9vh6yoc2tz4ae">
               <w:r>
                 <w:rPr>
                   <w:color w:val="1D4ED8"/>
@@ -28227,7 +28227,7 @@
                 <w:sz w:val="18"/>
                 <w:szCs w:val="18"/>
               </w:rPr>
-              <w:t xml:space="preserve">J. F. Brady and H. Row: Division of Chemistry and Chemical Engineering, California Institute of Technology (the affiliation list; the PNAS PDF in CaltechAUTHORS record t5aw5-g9a02; an inaugural article of Brady in PNAS); A. K. Omar: UC Berkeley; S. A. Mallory: Penn State</w:t>
+              <w:t xml:space="preserve">J. F. Brady and H. Row: Division of Chemistry and Chemical Engineering, California Institute of Technology (the affiliation list; the PNAS PDF in CaltechAUTHORS record t5aw5-g9a02; Brady's inaugural article in PNAS); A. K. Omar: UC Berkeley; S. A. Mallory: Penn State</w:t>
             </w:r>
           </w:p>
         </w:tc>
@@ -28358,7 +28358,7 @@
         <w:t xml:space="preserve">Summary. </w:t>
       </w:r>
       <w:r>
-        <w:t xml:space="preserve">The paper proposes that the mechanical forces within the interface that separates two coexisting phases uniquely set the coexistence criteria, whether or not the system is at equilibrium. From the steady-state momentum balance, with the interfacial gradient terms, the authors derive two criteria: equality of the dynamic pressure in both phases and a generalized equal-area construction, like Maxwell's, in a pressure–pseudovariable plane. For equilibrium systems the criteria reproduce the known results, and higher-order gradient terms do not change them. For active Brownian particles, the theory gives from first principles a quantitative MIPS phase diagram in two and three dimensions, and it predicts an interface that broadens deeper in the two-phase region, a purely nonequilibrium effect that the simulations confirm.</w:t>
+        <w:t xml:space="preserve">The paper proposes that the mechanical forces within the interface that separates two coexisting phases uniquely set the coexistence criteria, whether or not the system is at equilibrium. From the steady-state momentum balance, with the interfacial gradient terms, the authors derive two criteria: equality of the dynamic pressure in both phases and a generalized equal-area construction, like Maxwell's, in a pressure–pseudovariable plane. For equilibrium systems the criteria reproduce the known results, and higher-order gradient terms do not change them. For active Brownian particles, the theory gives from first principles a quantitative MIPS phase diagram in two and three dimensions, and it predicts an interface that becomes wider the deeper the system lies in the two-phase region, a purely nonequilibrium effect that the simulations confirm.</w:t>
       </w:r>
     </w:p>
     <w:p>
@@ -29129,7 +29129,7 @@
           <w:sz w:val="19"/>
           <w:szCs w:val="19"/>
         </w:rPr>
-        <w:t xml:space="preserve"> the pseudovariable that turns the interfacial terms into an exact derivative. The condition on </w:t>
+        <w:t xml:space="preserve"> the pseudovariable that turns the interfacial terms into a total derivative. The condition on </w:t>
       </w:r>
       <m:oMath>
         <m:r>
@@ -29447,7 +29447,7 @@
             <w:vAlign w:val="top"/>
           </w:tcPr>
           <w:p>
-            <w:hyperlink w:history="1" r:id="rIdmrab7iag0haxohxcljoig">
+            <w:hyperlink w:history="1" r:id="rIdq_hvcrujvrlsvsltm4lct">
               <w:r>
                 <w:rPr>
                   <w:color w:val="1D4ED8"/>
@@ -32091,7 +32091,7 @@
                 <w:sz w:val="17"/>
                 <w:szCs w:val="17"/>
               </w:rPr>
-              <w:t xml:space="preserve">Rare lineages set the growth; sampling costs exponentially.</w:t>
+              <w:t xml:space="preserve">Rare lineages set the growth; the sampling cost is exponential.</w:t>
             </w:r>
           </w:p>
         </w:tc>
@@ -32660,7 +32660,7 @@
         <w:jc w:val="both"/>
       </w:pPr>
       <w:r>
-        <w:t xml:space="preserve">The field still has no general variational principle for nonequilibrium steady states, like the free energy for equilibrium: the mechanical criteria [C3] hold when the pressure is well defined, and thermodynamic bounds [BK3, O2] are often loose far from equilibrium. Noise with memory and multiplicative noise, exactly the kind of noise in the recharge of an aquifer, is rarely treated; Section 10 shows that this is exactly where the classical formulas fail most. And few papers link the theory to geoscience data.</w:t>
+        <w:t xml:space="preserve">The field still has no general variational principle for nonequilibrium steady states, like the free energy for equilibrium: the mechanical criteria [C3] hold when the pressure is well defined, and thermodynamic bounds [BK3, O2] are often loose far from equilibrium. Multiplicative noise with memory, exactly the kind of noise in the recharge of an aquifer, is rarely treated; Section 10 shows that this is exactly where the classical formulas fail most. And few papers link the theory to geoscience data.</w:t>
       </w:r>
     </w:p>
     <w:p>
@@ -32909,7 +32909,7 @@
               </w:rPr>
               <w:t xml:space="preserve">, 18, 79–85. </w:t>
             </w:r>
-            <w:hyperlink w:history="1" r:id="rIdbes96avi8tfdgzqiguzui">
+            <w:hyperlink w:history="1" r:id="rIdckhlz16vauumtjqklwtgy">
               <w:r>
                 <w:rPr>
                   <w:color w:val="1D4ED8"/>
@@ -33006,7 +33006,7 @@
               </w:rPr>
               <w:t xml:space="preserve">, 102, 062210. </w:t>
             </w:r>
-            <w:hyperlink w:history="1" r:id="rIdhvxcj-9i9hsdu40meimxq">
+            <w:hyperlink w:history="1" r:id="rIdntw1yq-bxmj_jjn9aijs7">
               <w:r>
                 <w:rPr>
                   <w:color w:val="1D4ED8"/>
@@ -33118,7 +33118,7 @@
               </w:rPr>
               <w:t xml:space="preserve">, 17, 211–215. </w:t>
             </w:r>
-            <w:hyperlink w:history="1" r:id="rIdcobjejdiswmknhs1ef20j">
+            <w:hyperlink w:history="1" r:id="rIdbvp408jdioau2pdpzfk4o">
               <w:r>
                 <w:rPr>
                   <w:color w:val="1D4ED8"/>
@@ -33215,7 +33215,7 @@
               </w:rPr>
               <w:t xml:space="preserve">, 119, e2208019119. </w:t>
             </w:r>
-            <w:hyperlink w:history="1" r:id="rIdtgoz9inx3d0ivqq4d-asc">
+            <w:hyperlink w:history="1" r:id="rIdjxkcpj1smpd93u4kj2hfc">
               <w:r>
                 <w:rPr>
                   <w:color w:val="1D4ED8"/>
@@ -33311,7 +33311,7 @@
               </w:rPr>
               <w:t xml:space="preserve">, 127, 178001. </w:t>
             </w:r>
-            <w:hyperlink w:history="1" r:id="rIdnbz9fdrqvrrolbmu2wfe3">
+            <w:hyperlink w:history="1" r:id="rId4-f5526piekdzfqkfx_uz">
               <w:r>
                 <w:rPr>
                   <w:color w:val="1D4ED8"/>
@@ -33408,7 +33408,7 @@
               </w:rPr>
               <w:t xml:space="preserve">, 155, 134105. </w:t>
             </w:r>
-            <w:hyperlink w:history="1" r:id="rIdvm-spykvuevtsx480p1he">
+            <w:hyperlink w:history="1" r:id="rId6hq1x_dc5ohw-fzvxm1tf">
               <w:r>
                 <w:rPr>
                   <w:color w:val="1D4ED8"/>
@@ -33504,7 +33504,7 @@
               </w:rPr>
               <w:t xml:space="preserve">, 119, e2121985119. </w:t>
             </w:r>
-            <w:hyperlink w:history="1" r:id="rIdat9if78vyfpgstyutjdae">
+            <w:hyperlink w:history="1" r:id="rIdabaloxh0ct61rlaic_ifs">
               <w:r>
                 <w:rPr>
                   <w:color w:val="1D4ED8"/>
@@ -33601,7 +33601,7 @@
               </w:rPr>
               <w:t xml:space="preserve">, 371, 1355–1359. </w:t>
             </w:r>
-            <w:hyperlink w:history="1" r:id="rIdyjvj0zavmftbodf1bwsjk">
+            <w:hyperlink w:history="1" r:id="rId1hjfxxl42j9n0gu6ystgn">
               <w:r>
                 <w:rPr>
                   <w:color w:val="1D4ED8"/>
@@ -33697,7 +33697,7 @@
               </w:rPr>
               <w:t xml:space="preserve">, 101, 012604. </w:t>
             </w:r>
-            <w:hyperlink w:history="1" r:id="rIdalip32z-fdu6ize64awui">
+            <w:hyperlink w:history="1" r:id="rIdaa233wck7vhlzp1jqhgqe">
               <w:r>
                 <w:rPr>
                   <w:color w:val="1D4ED8"/>
@@ -33794,7 +33794,7 @@
               </w:rPr>
               <w:t xml:space="preserve">, 384, 1709–1750. </w:t>
             </w:r>
-            <w:hyperlink w:history="1" r:id="rIdbjllumawuepedjulut8uh">
+            <w:hyperlink w:history="1" r:id="rIduik6f4qpae0vhnlotk7_o">
               <w:r>
                 <w:rPr>
                   <w:color w:val="1D4ED8"/>
@@ -38191,7 +38191,7 @@
         </w:rPr>
         <w:t xml:space="preserve"> </w:t>
       </w:r>
-      <w:hyperlink w:history="1" r:id="rId8jlfkpdf5hs-ne_5j2pnd">
+      <w:hyperlink w:history="1" r:id="rIdvvmj2xuigjg3hzgbhbn5g">
         <w:r>
           <w:rPr>
             <w:color w:val="1D4ED8"/>
@@ -38252,7 +38252,7 @@
         </w:rPr>
         <w:t xml:space="preserve"> </w:t>
       </w:r>
-      <w:hyperlink w:history="1" r:id="rIdcnbcuumg5udce-nwqtean">
+      <w:hyperlink w:history="1" r:id="rIdgvdyinwualecynchqr7yj">
         <w:r>
           <w:rPr>
             <w:color w:val="1D4ED8"/>
@@ -38313,7 +38313,7 @@
         </w:rPr>
         <w:t xml:space="preserve"> </w:t>
       </w:r>
-      <w:hyperlink w:history="1" r:id="rIdtenkhs2glwqaossuspwyp">
+      <w:hyperlink w:history="1" r:id="rIdxqhuo3jnox1zz0n7fpzra">
         <w:r>
           <w:rPr>
             <w:color w:val="1D4ED8"/>
@@ -38374,7 +38374,7 @@
         </w:rPr>
         <w:t xml:space="preserve"> </w:t>
       </w:r>
-      <w:hyperlink w:history="1" r:id="rId142uzra8qk0qbo9pj7r5n">
+      <w:hyperlink w:history="1" r:id="rIdbqgyfx2eajbi8568dwnld">
         <w:r>
           <w:rPr>
             <w:color w:val="1D4ED8"/>
@@ -38435,7 +38435,7 @@
         </w:rPr>
         <w:t xml:space="preserve"> </w:t>
       </w:r>
-      <w:hyperlink w:history="1" r:id="rIdlceao0pidxfdbmhiox3s3">
+      <w:hyperlink w:history="1" r:id="rIdga830fj7ugc48hfmt2wwo">
         <w:r>
           <w:rPr>
             <w:color w:val="1D4ED8"/>
@@ -38496,7 +38496,7 @@
         </w:rPr>
         <w:t xml:space="preserve"> </w:t>
       </w:r>
-      <w:hyperlink w:history="1" r:id="rIdd5zav_gvbp-kbe-hti0n5">
+      <w:hyperlink w:history="1" r:id="rIdkpbb2basxy_tp3axs7sqk">
         <w:r>
           <w:rPr>
             <w:color w:val="1D4ED8"/>
@@ -38557,7 +38557,7 @@
         </w:rPr>
         <w:t xml:space="preserve"> </w:t>
       </w:r>
-      <w:hyperlink w:history="1" r:id="rId0kulijpe2ebws8nujjaak">
+      <w:hyperlink w:history="1" r:id="rIdwrymafp3flo70idplcb3c">
         <w:r>
           <w:rPr>
             <w:color w:val="1D4ED8"/>
@@ -38618,7 +38618,7 @@
         </w:rPr>
         <w:t xml:space="preserve"> </w:t>
       </w:r>
-      <w:hyperlink w:history="1" r:id="rIdfqeovj4g3t92rltfcqbzr">
+      <w:hyperlink w:history="1" r:id="rId-0dd2ghmiw0kowu3jstcp">
         <w:r>
           <w:rPr>
             <w:color w:val="1D4ED8"/>
@@ -38722,7 +38722,7 @@
         </w:rPr>
         <w:t xml:space="preserve"> </w:t>
       </w:r>
-      <w:hyperlink w:history="1" r:id="rIdtxnfrbgcli_ehawvyqf4b">
+      <w:hyperlink w:history="1" r:id="rIduwo6j0ts20nmpjd-qfkca">
         <w:r>
           <w:rPr>
             <w:color w:val="1D4ED8"/>
@@ -38783,7 +38783,7 @@
         </w:rPr>
         <w:t xml:space="preserve"> </w:t>
       </w:r>
-      <w:hyperlink w:history="1" r:id="rIdd06hxgiuhy-q3pdh5cbti">
+      <w:hyperlink w:history="1" r:id="rIdw2s8cd8d1c92rrqhyafnw">
         <w:r>
           <w:rPr>
             <w:color w:val="1D4ED8"/>
@@ -38844,7 +38844,7 @@
         </w:rPr>
         <w:t xml:space="preserve"> </w:t>
       </w:r>
-      <w:hyperlink w:history="1" r:id="rIdooylzlkqa1azicnfa9ixv">
+      <w:hyperlink w:history="1" r:id="rIdgezwuor4b55ac6tjhjh8u">
         <w:r>
           <w:rPr>
             <w:color w:val="1D4ED8"/>
@@ -38905,7 +38905,7 @@
         </w:rPr>
         <w:t xml:space="preserve"> </w:t>
       </w:r>
-      <w:hyperlink w:history="1" r:id="rId4bwtj7auz1xt-pvm4bptp">
+      <w:hyperlink w:history="1" r:id="rIdxpi4vmr1zsln7jwuxgbw8">
         <w:r>
           <w:rPr>
             <w:color w:val="1D4ED8"/>
@@ -38966,7 +38966,7 @@
         </w:rPr>
         <w:t xml:space="preserve"> </w:t>
       </w:r>
-      <w:hyperlink w:history="1" r:id="rIdpehvqv1zex6owdkq6km1s">
+      <w:hyperlink w:history="1" r:id="rIdkjd0hr5mr6uikiar9ydhq">
         <w:r>
           <w:rPr>
             <w:color w:val="1D4ED8"/>
@@ -39027,7 +39027,7 @@
         </w:rPr>
         <w:t xml:space="preserve"> </w:t>
       </w:r>
-      <w:hyperlink w:history="1" r:id="rIdjpnhvbyktqgrqxvuejjvq">
+      <w:hyperlink w:history="1" r:id="rIdmypyf-9e_kc_9q7kzzhma">
         <w:r>
           <w:rPr>
             <w:color w:val="1D4ED8"/>
@@ -39088,7 +39088,7 @@
         </w:rPr>
         <w:t xml:space="preserve"> </w:t>
       </w:r>
-      <w:hyperlink w:history="1" r:id="rIdhcvojz0olwn6s_lxzxyfb">
+      <w:hyperlink w:history="1" r:id="rIdtn86pawv0za1khikjodgv">
         <w:r>
           <w:rPr>
             <w:color w:val="1D4ED8"/>
@@ -39149,7 +39149,7 @@
         </w:rPr>
         <w:t xml:space="preserve"> </w:t>
       </w:r>
-      <w:hyperlink w:history="1" r:id="rIdx-uvbh5m7oe6fqfpyvslw">
+      <w:hyperlink w:history="1" r:id="rIdap5wmzqoufkawg_irgap3">
         <w:r>
           <w:rPr>
             <w:color w:val="1D4ED8"/>
@@ -39210,7 +39210,7 @@
         </w:rPr>
         <w:t xml:space="preserve"> </w:t>
       </w:r>
-      <w:hyperlink w:history="1" r:id="rIdr05dbjgsuxoxp1gju53w6">
+      <w:hyperlink w:history="1" r:id="rIdzeabtsef8jepc2tmhvwgl">
         <w:r>
           <w:rPr>
             <w:color w:val="1D4ED8"/>
@@ -39314,7 +39314,7 @@
         </w:rPr>
         <w:t xml:space="preserve"> </w:t>
       </w:r>
-      <w:hyperlink w:history="1" r:id="rIdewyuzbhzyx-sdtypfodw-">
+      <w:hyperlink w:history="1" r:id="rId-tuzaks_g1a0krbfmkx4y">
         <w:r>
           <w:rPr>
             <w:color w:val="1D4ED8"/>
@@ -39386,7 +39386,7 @@
         </w:rPr>
         <w:t xml:space="preserve"> </w:t>
       </w:r>
-      <w:hyperlink w:history="1" r:id="rIdnfgig37p53mucrjsyjdnb">
+      <w:hyperlink w:history="1" r:id="rIdhj0nv_pclsdpcem6okfin">
         <w:r>
           <w:rPr>
             <w:color w:val="1D4ED8"/>
@@ -39447,7 +39447,7 @@
         </w:rPr>
         <w:t xml:space="preserve"> </w:t>
       </w:r>
-      <w:hyperlink w:history="1" r:id="rIdhzimxayzrzq2cpetfs3r6">
+      <w:hyperlink w:history="1" r:id="rIddc_jnzmam_atmgxpejqhu">
         <w:r>
           <w:rPr>
             <w:color w:val="1D4ED8"/>
@@ -39508,7 +39508,7 @@
         </w:rPr>
         <w:t xml:space="preserve"> </w:t>
       </w:r>
-      <w:hyperlink w:history="1" r:id="rIdagxxl37f0hofp1lnrwxoo">
+      <w:hyperlink w:history="1" r:id="rIdem1ay4jnjqerqwuty3pwb">
         <w:r>
           <w:rPr>
             <w:color w:val="1D4ED8"/>
@@ -39569,7 +39569,7 @@
         </w:rPr>
         <w:t xml:space="preserve"> </w:t>
       </w:r>
-      <w:hyperlink w:history="1" r:id="rIddc4dui62w9j_zrqru75dc">
+      <w:hyperlink w:history="1" r:id="rIdi_kecfcw2uqdkgh7wy14k">
         <w:r>
           <w:rPr>
             <w:color w:val="1D4ED8"/>
@@ -39630,7 +39630,7 @@
         </w:rPr>
         <w:t xml:space="preserve"> </w:t>
       </w:r>
-      <w:hyperlink w:history="1" r:id="rIdr3xnictqm1rrulrh6gtdm">
+      <w:hyperlink w:history="1" r:id="rIdzl90kyma6q4u-yh5uejcx">
         <w:r>
           <w:rPr>
             <w:color w:val="1D4ED8"/>
@@ -39691,7 +39691,7 @@
         </w:rPr>
         <w:t xml:space="preserve"> </w:t>
       </w:r>
-      <w:hyperlink w:history="1" r:id="rIdei6oxxsat0mzgadf3hzvb">
+      <w:hyperlink w:history="1" r:id="rIdxasnq56s718ufl8hghf9y">
         <w:r>
           <w:rPr>
             <w:color w:val="1D4ED8"/>
@@ -39752,7 +39752,7 @@
         </w:rPr>
         <w:t xml:space="preserve"> </w:t>
       </w:r>
-      <w:hyperlink w:history="1" r:id="rIdiwlsjfkuodupob3fpvp_k">
+      <w:hyperlink w:history="1" r:id="rIdfcmlhi65fb6w_mo6kd5uk">
         <w:r>
           <w:rPr>
             <w:color w:val="1D4ED8"/>
@@ -39813,7 +39813,7 @@
         </w:rPr>
         <w:t xml:space="preserve"> </w:t>
       </w:r>
-      <w:hyperlink w:history="1" r:id="rIdkmnfpbxo3ipakxuu6dd3i">
+      <w:hyperlink w:history="1" r:id="rId9im2rlmk3nxtujdnfqz6l">
         <w:r>
           <w:rPr>
             <w:color w:val="1D4ED8"/>
@@ -39874,7 +39874,7 @@
         </w:rPr>
         <w:t xml:space="preserve"> </w:t>
       </w:r>
-      <w:hyperlink w:history="1" r:id="rIdxzhf0ncubpbo0scl4tqf5">
+      <w:hyperlink w:history="1" r:id="rId9khjtl2bpafm7u-lsesmd">
         <w:r>
           <w:rPr>
             <w:color w:val="1D4ED8"/>
@@ -39935,7 +39935,7 @@
         </w:rPr>
         <w:t xml:space="preserve"> </w:t>
       </w:r>
-      <w:hyperlink w:history="1" r:id="rIdowdmg0u_-cqyc_bfkyd9h">
+      <w:hyperlink w:history="1" r:id="rId-712wlzvkramj7q-i77fm">
         <w:r>
           <w:rPr>
             <w:color w:val="1D4ED8"/>
@@ -39996,7 +39996,7 @@
         </w:rPr>
         <w:t xml:space="preserve"> </w:t>
       </w:r>
-      <w:hyperlink w:history="1" r:id="rIdd-lgtrvykhggmfj10twqi">
+      <w:hyperlink w:history="1" r:id="rIdkroccdsndhcl7eckxhd3c">
         <w:r>
           <w:rPr>
             <w:color w:val="1D4ED8"/>
@@ -40057,7 +40057,7 @@
         </w:rPr>
         <w:t xml:space="preserve"> </w:t>
       </w:r>
-      <w:hyperlink w:history="1" r:id="rIdlqhc-2wd0xqruhxtxvrao">
+      <w:hyperlink w:history="1" r:id="rIdyqyetvigkg630w2h49rni">
         <w:r>
           <w:rPr>
             <w:color w:val="1D4ED8"/>
@@ -40118,7 +40118,7 @@
         </w:rPr>
         <w:t xml:space="preserve"> </w:t>
       </w:r>
-      <w:hyperlink w:history="1" r:id="rIdgxvtxs6g-z4x029599jwg">
+      <w:hyperlink w:history="1" r:id="rIdh3vz6qx3ndg_sh5dnku0p">
         <w:r>
           <w:rPr>
             <w:color w:val="1D4ED8"/>
@@ -40179,7 +40179,7 @@
         </w:rPr>
         <w:t xml:space="preserve"> </w:t>
       </w:r>
-      <w:hyperlink w:history="1" r:id="rIdyo_zqxtsfe7w5pirttk_i">
+      <w:hyperlink w:history="1" r:id="rIdkfgavk2l_d7ppb570txja">
         <w:r>
           <w:rPr>
             <w:color w:val="1D4ED8"/>
@@ -40240,7 +40240,7 @@
         </w:rPr>
         <w:t xml:space="preserve"> </w:t>
       </w:r>
-      <w:hyperlink w:history="1" r:id="rIddliw96cojhcxjoieiqaoo">
+      <w:hyperlink w:history="1" r:id="rId30er0so8ngdmh4l6ocjo4">
         <w:r>
           <w:rPr>
             <w:color w:val="1D4ED8"/>
@@ -40301,7 +40301,7 @@
         </w:rPr>
         <w:t xml:space="preserve"> </w:t>
       </w:r>
-      <w:hyperlink w:history="1" r:id="rIdm5mapwbkv8sybbdzx3zr0">
+      <w:hyperlink w:history="1" r:id="rIdedtv9ppjtwkdzfxzfr93d">
         <w:r>
           <w:rPr>
             <w:color w:val="1D4ED8"/>
@@ -40362,7 +40362,7 @@
         </w:rPr>
         <w:t xml:space="preserve"> </w:t>
       </w:r>
-      <w:hyperlink w:history="1" r:id="rIdjdvr9hpfpanvehb6wpisw">
+      <w:hyperlink w:history="1" r:id="rIdzircwvdjxnjj_v9ajnjtu">
         <w:r>
           <w:rPr>
             <w:color w:val="1D4ED8"/>
@@ -40423,7 +40423,7 @@
         </w:rPr>
         <w:t xml:space="preserve"> </w:t>
       </w:r>
-      <w:hyperlink w:history="1" r:id="rIdshy0ptiyfvk441yacwgfr">
+      <w:hyperlink w:history="1" r:id="rIdowm9dh1n1by0-khlpu5iq">
         <w:r>
           <w:rPr>
             <w:color w:val="1D4ED8"/>
@@ -40484,7 +40484,7 @@
         </w:rPr>
         <w:t xml:space="preserve"> </w:t>
       </w:r>
-      <w:hyperlink w:history="1" r:id="rId3jrz_z6vhawspxwc3ohtt">
+      <w:hyperlink w:history="1" r:id="rIds8i7yojctmzohermok1nc">
         <w:r>
           <w:rPr>
             <w:color w:val="1D4ED8"/>
@@ -40545,7 +40545,7 @@
         </w:rPr>
         <w:t xml:space="preserve"> </w:t>
       </w:r>
-      <w:hyperlink w:history="1" r:id="rIdurupsquff_lrfylmgzu9v">
+      <w:hyperlink w:history="1" r:id="rIdjcroy7li139iptiwplkfp">
         <w:r>
           <w:rPr>
             <w:color w:val="1D4ED8"/>
